--- a/downloads/Audit_List.docx
+++ b/downloads/Audit_List.docx
@@ -8,7 +8,7 @@
           <w:b/>
           <w:sz w:val="28"/>
         </w:rPr>
-        <w:t>Audit List — Detecting Digital Interference / Аудит-лист — выявление цифровой интерференции</w:t>
+        <w:t>Audit List / Аудит-лист (цифровая интерференция)</w:t>
       </w:r>
     </w:p>
     <w:p>
@@ -16,15 +16,7 @@
         <w:rPr>
           <w:sz w:val="20"/>
         </w:rPr>
-        <w:t>Fill in this table after receiving a draft translation from MT/LLM.</w:t>
-      </w:r>
-    </w:p>
-    <w:p>
-      <w:r>
-        <w:rPr>
-          <w:sz w:val="20"/>
-        </w:rPr>
-        <w:t>Заполните таблицу после получения чернового перевода от MT/LLM.</w:t>
+        <w:t>Заполните по выбранному черновому переводу (Этап 2 сайта).</w:t>
       </w:r>
     </w:p>
     <w:tbl>
@@ -67,7 +59,7 @@
           </w:tcPr>
           <w:p>
             <w:r>
-              <w:t>Почему это риск (обоснование)</w:t>
+              <w:t>Почему это риск</w:t>
             </w:r>
           </w:p>
         </w:tc>
@@ -77,7 +69,7 @@
           </w:tcPr>
           <w:p>
             <w:r>
-              <w:t>Предлагаемая правка</w:t>
+              <w:t>Правка</w:t>
             </w:r>
           </w:p>
         </w:tc>
@@ -87,7 +79,7 @@
           </w:tcPr>
           <w:p>
             <w:r>
-              <w:t>Правка внесена (да/нет)</w:t>
+              <w:t>Внесено (да/нет)</w:t>
             </w:r>
           </w:p>
         </w:tc>
@@ -502,41 +494,107 @@
           </w:p>
         </w:tc>
       </w:tr>
+      <w:tr>
+        <w:tc>
+          <w:tcPr>
+            <w:tcW w:type="dxa" w:w="1440"/>
+          </w:tcPr>
+          <w:p>
+            <w:r/>
+          </w:p>
+        </w:tc>
+        <w:tc>
+          <w:tcPr>
+            <w:tcW w:type="dxa" w:w="1440"/>
+          </w:tcPr>
+          <w:p>
+            <w:r/>
+          </w:p>
+        </w:tc>
+        <w:tc>
+          <w:tcPr>
+            <w:tcW w:type="dxa" w:w="1440"/>
+          </w:tcPr>
+          <w:p>
+            <w:r/>
+          </w:p>
+        </w:tc>
+        <w:tc>
+          <w:tcPr>
+            <w:tcW w:type="dxa" w:w="1440"/>
+          </w:tcPr>
+          <w:p>
+            <w:r/>
+          </w:p>
+        </w:tc>
+        <w:tc>
+          <w:tcPr>
+            <w:tcW w:type="dxa" w:w="1440"/>
+          </w:tcPr>
+          <w:p>
+            <w:r/>
+          </w:p>
+        </w:tc>
+        <w:tc>
+          <w:tcPr>
+            <w:tcW w:type="dxa" w:w="1440"/>
+          </w:tcPr>
+          <w:p>
+            <w:r/>
+          </w:p>
+        </w:tc>
+      </w:tr>
+      <w:tr>
+        <w:tc>
+          <w:tcPr>
+            <w:tcW w:type="dxa" w:w="1440"/>
+          </w:tcPr>
+          <w:p>
+            <w:r/>
+          </w:p>
+        </w:tc>
+        <w:tc>
+          <w:tcPr>
+            <w:tcW w:type="dxa" w:w="1440"/>
+          </w:tcPr>
+          <w:p>
+            <w:r/>
+          </w:p>
+        </w:tc>
+        <w:tc>
+          <w:tcPr>
+            <w:tcW w:type="dxa" w:w="1440"/>
+          </w:tcPr>
+          <w:p>
+            <w:r/>
+          </w:p>
+        </w:tc>
+        <w:tc>
+          <w:tcPr>
+            <w:tcW w:type="dxa" w:w="1440"/>
+          </w:tcPr>
+          <w:p>
+            <w:r/>
+          </w:p>
+        </w:tc>
+        <w:tc>
+          <w:tcPr>
+            <w:tcW w:type="dxa" w:w="1440"/>
+          </w:tcPr>
+          <w:p>
+            <w:r/>
+          </w:p>
+        </w:tc>
+        <w:tc>
+          <w:tcPr>
+            <w:tcW w:type="dxa" w:w="1440"/>
+          </w:tcPr>
+          <w:p>
+            <w:r/>
+          </w:p>
+        </w:tc>
+      </w:tr>
     </w:tbl>
-    <w:p>
-      <w:r>
-        <w:rPr>
-          <w:b/>
-          <w:sz w:val="24"/>
-        </w:rPr>
-        <w:t>Risk types (examples) / Типы рисков (примеры)</w:t>
-      </w:r>
-    </w:p>
-    <w:p>
-      <w:r>
-        <w:t>• ложные добавления / выдуманные детали</w:t>
-      </w:r>
-    </w:p>
-    <w:p>
-      <w:r>
-        <w:t>• сглаживание модальности/оценочности</w:t>
-      </w:r>
-    </w:p>
-    <w:p>
-      <w:r>
-        <w:t>• буквальный перевод идиом/реалий</w:t>
-      </w:r>
-    </w:p>
-    <w:p>
-      <w:r>
-        <w:t>• нарушение жанра/регистра</w:t>
-      </w:r>
-    </w:p>
-    <w:p>
-      <w:r>
-        <w:t>• стереотипизация/неэтичная интерпретация</w:t>
-      </w:r>
-    </w:p>
     <w:sectPr>
       <w:pgSz w:w="12240" w:h="15840"/>
       <w:pgMar w:top="1440" w:right="1800" w:bottom="1440" w:left="1800" w:header="720" w:footer="720" w:gutter="0"/>

--- a/downloads/Audit_List.docx
+++ b/downloads/Audit_List.docx
@@ -8,7 +8,7 @@
           <w:b/>
           <w:sz w:val="28"/>
         </w:rPr>
-        <w:t>Audit List / Аудит-лист (цифровая интерференция)</w:t>
+        <w:t>Audit_List / Аудит-лист</w:t>
       </w:r>
     </w:p>
     <w:p>
@@ -16,7 +16,7 @@
         <w:rPr>
           <w:sz w:val="20"/>
         </w:rPr>
-        <w:t>Заполните по выбранному черновому переводу (Этап 2 сайта).</w:t>
+        <w:t>Заполняется на Этапе 2 сайта.</w:t>
       </w:r>
     </w:p>
     <w:tbl>
@@ -25,27 +25,26 @@
         <w:tblLook w:firstColumn="1" w:firstRow="1" w:lastColumn="0" w:lastRow="0" w:noHBand="0" w:noVBand="1" w:val="04A0"/>
       </w:tblPr>
       <w:tblGrid>
-        <w:gridCol w:w="1440"/>
-        <w:gridCol w:w="1440"/>
-        <w:gridCol w:w="1440"/>
-        <w:gridCol w:w="1440"/>
-        <w:gridCol w:w="1440"/>
-        <w:gridCol w:w="1440"/>
+        <w:gridCol w:w="1728"/>
+        <w:gridCol w:w="1728"/>
+        <w:gridCol w:w="1728"/>
+        <w:gridCol w:w="1728"/>
+        <w:gridCol w:w="1728"/>
       </w:tblGrid>
       <w:tr>
         <w:tc>
           <w:tcPr>
-            <w:tcW w:type="dxa" w:w="1440"/>
+            <w:tcW w:type="dxa" w:w="1728"/>
           </w:tcPr>
           <w:p>
             <w:r>
-              <w:t>Фрагмент (SOURCE/TARGET)</w:t>
+              <w:t>Фрагмент</w:t>
             </w:r>
           </w:p>
         </w:tc>
         <w:tc>
           <w:tcPr>
-            <w:tcW w:type="dxa" w:w="1440"/>
+            <w:tcW w:type="dxa" w:w="1728"/>
           </w:tcPr>
           <w:p>
             <w:r>
@@ -55,17 +54,17 @@
         </w:tc>
         <w:tc>
           <w:tcPr>
-            <w:tcW w:type="dxa" w:w="1440"/>
+            <w:tcW w:type="dxa" w:w="1728"/>
           </w:tcPr>
           <w:p>
             <w:r>
-              <w:t>Почему это риск</w:t>
+              <w:t>Почему</w:t>
             </w:r>
           </w:p>
         </w:tc>
         <w:tc>
           <w:tcPr>
-            <w:tcW w:type="dxa" w:w="1440"/>
+            <w:tcW w:type="dxa" w:w="1728"/>
           </w:tcPr>
           <w:p>
             <w:r>
@@ -75,21 +74,11 @@
         </w:tc>
         <w:tc>
           <w:tcPr>
-            <w:tcW w:type="dxa" w:w="1440"/>
+            <w:tcW w:type="dxa" w:w="1728"/>
           </w:tcPr>
           <w:p>
             <w:r>
-              <w:t>Внесено (да/нет)</w:t>
-            </w:r>
-          </w:p>
-        </w:tc>
-        <w:tc>
-          <w:tcPr>
-            <w:tcW w:type="dxa" w:w="1440"/>
-          </w:tcPr>
-          <w:p>
-            <w:r>
-              <w:t>Комментарий</w:t>
+              <w:t>Внесено</w:t>
             </w:r>
           </w:p>
         </w:tc>
@@ -97,7 +86,7 @@
       <w:tr>
         <w:tc>
           <w:tcPr>
-            <w:tcW w:type="dxa" w:w="1440"/>
+            <w:tcW w:type="dxa" w:w="1728"/>
           </w:tcPr>
           <w:p>
             <w:r/>
@@ -105,7 +94,7 @@
         </w:tc>
         <w:tc>
           <w:tcPr>
-            <w:tcW w:type="dxa" w:w="1440"/>
+            <w:tcW w:type="dxa" w:w="1728"/>
           </w:tcPr>
           <w:p>
             <w:r/>
@@ -113,7 +102,7 @@
         </w:tc>
         <w:tc>
           <w:tcPr>
-            <w:tcW w:type="dxa" w:w="1440"/>
+            <w:tcW w:type="dxa" w:w="1728"/>
           </w:tcPr>
           <w:p>
             <w:r/>
@@ -121,7 +110,7 @@
         </w:tc>
         <w:tc>
           <w:tcPr>
-            <w:tcW w:type="dxa" w:w="1440"/>
+            <w:tcW w:type="dxa" w:w="1728"/>
           </w:tcPr>
           <w:p>
             <w:r/>
@@ -129,15 +118,7 @@
         </w:tc>
         <w:tc>
           <w:tcPr>
-            <w:tcW w:type="dxa" w:w="1440"/>
-          </w:tcPr>
-          <w:p>
-            <w:r/>
-          </w:p>
-        </w:tc>
-        <w:tc>
-          <w:tcPr>
-            <w:tcW w:type="dxa" w:w="1440"/>
+            <w:tcW w:type="dxa" w:w="1728"/>
           </w:tcPr>
           <w:p>
             <w:r/>
@@ -147,7 +128,7 @@
       <w:tr>
         <w:tc>
           <w:tcPr>
-            <w:tcW w:type="dxa" w:w="1440"/>
+            <w:tcW w:type="dxa" w:w="1728"/>
           </w:tcPr>
           <w:p>
             <w:r/>
@@ -155,7 +136,7 @@
         </w:tc>
         <w:tc>
           <w:tcPr>
-            <w:tcW w:type="dxa" w:w="1440"/>
+            <w:tcW w:type="dxa" w:w="1728"/>
           </w:tcPr>
           <w:p>
             <w:r/>
@@ -163,7 +144,7 @@
         </w:tc>
         <w:tc>
           <w:tcPr>
-            <w:tcW w:type="dxa" w:w="1440"/>
+            <w:tcW w:type="dxa" w:w="1728"/>
           </w:tcPr>
           <w:p>
             <w:r/>
@@ -171,7 +152,7 @@
         </w:tc>
         <w:tc>
           <w:tcPr>
-            <w:tcW w:type="dxa" w:w="1440"/>
+            <w:tcW w:type="dxa" w:w="1728"/>
           </w:tcPr>
           <w:p>
             <w:r/>
@@ -179,15 +160,7 @@
         </w:tc>
         <w:tc>
           <w:tcPr>
-            <w:tcW w:type="dxa" w:w="1440"/>
-          </w:tcPr>
-          <w:p>
-            <w:r/>
-          </w:p>
-        </w:tc>
-        <w:tc>
-          <w:tcPr>
-            <w:tcW w:type="dxa" w:w="1440"/>
+            <w:tcW w:type="dxa" w:w="1728"/>
           </w:tcPr>
           <w:p>
             <w:r/>
@@ -197,7 +170,7 @@
       <w:tr>
         <w:tc>
           <w:tcPr>
-            <w:tcW w:type="dxa" w:w="1440"/>
+            <w:tcW w:type="dxa" w:w="1728"/>
           </w:tcPr>
           <w:p>
             <w:r/>
@@ -205,7 +178,7 @@
         </w:tc>
         <w:tc>
           <w:tcPr>
-            <w:tcW w:type="dxa" w:w="1440"/>
+            <w:tcW w:type="dxa" w:w="1728"/>
           </w:tcPr>
           <w:p>
             <w:r/>
@@ -213,7 +186,7 @@
         </w:tc>
         <w:tc>
           <w:tcPr>
-            <w:tcW w:type="dxa" w:w="1440"/>
+            <w:tcW w:type="dxa" w:w="1728"/>
           </w:tcPr>
           <w:p>
             <w:r/>
@@ -221,7 +194,7 @@
         </w:tc>
         <w:tc>
           <w:tcPr>
-            <w:tcW w:type="dxa" w:w="1440"/>
+            <w:tcW w:type="dxa" w:w="1728"/>
           </w:tcPr>
           <w:p>
             <w:r/>
@@ -229,15 +202,7 @@
         </w:tc>
         <w:tc>
           <w:tcPr>
-            <w:tcW w:type="dxa" w:w="1440"/>
-          </w:tcPr>
-          <w:p>
-            <w:r/>
-          </w:p>
-        </w:tc>
-        <w:tc>
-          <w:tcPr>
-            <w:tcW w:type="dxa" w:w="1440"/>
+            <w:tcW w:type="dxa" w:w="1728"/>
           </w:tcPr>
           <w:p>
             <w:r/>
@@ -247,7 +212,7 @@
       <w:tr>
         <w:tc>
           <w:tcPr>
-            <w:tcW w:type="dxa" w:w="1440"/>
+            <w:tcW w:type="dxa" w:w="1728"/>
           </w:tcPr>
           <w:p>
             <w:r/>
@@ -255,7 +220,7 @@
         </w:tc>
         <w:tc>
           <w:tcPr>
-            <w:tcW w:type="dxa" w:w="1440"/>
+            <w:tcW w:type="dxa" w:w="1728"/>
           </w:tcPr>
           <w:p>
             <w:r/>
@@ -263,7 +228,7 @@
         </w:tc>
         <w:tc>
           <w:tcPr>
-            <w:tcW w:type="dxa" w:w="1440"/>
+            <w:tcW w:type="dxa" w:w="1728"/>
           </w:tcPr>
           <w:p>
             <w:r/>
@@ -271,7 +236,7 @@
         </w:tc>
         <w:tc>
           <w:tcPr>
-            <w:tcW w:type="dxa" w:w="1440"/>
+            <w:tcW w:type="dxa" w:w="1728"/>
           </w:tcPr>
           <w:p>
             <w:r/>
@@ -279,15 +244,7 @@
         </w:tc>
         <w:tc>
           <w:tcPr>
-            <w:tcW w:type="dxa" w:w="1440"/>
-          </w:tcPr>
-          <w:p>
-            <w:r/>
-          </w:p>
-        </w:tc>
-        <w:tc>
-          <w:tcPr>
-            <w:tcW w:type="dxa" w:w="1440"/>
+            <w:tcW w:type="dxa" w:w="1728"/>
           </w:tcPr>
           <w:p>
             <w:r/>
@@ -297,7 +254,7 @@
       <w:tr>
         <w:tc>
           <w:tcPr>
-            <w:tcW w:type="dxa" w:w="1440"/>
+            <w:tcW w:type="dxa" w:w="1728"/>
           </w:tcPr>
           <w:p>
             <w:r/>
@@ -305,7 +262,7 @@
         </w:tc>
         <w:tc>
           <w:tcPr>
-            <w:tcW w:type="dxa" w:w="1440"/>
+            <w:tcW w:type="dxa" w:w="1728"/>
           </w:tcPr>
           <w:p>
             <w:r/>
@@ -313,7 +270,7 @@
         </w:tc>
         <w:tc>
           <w:tcPr>
-            <w:tcW w:type="dxa" w:w="1440"/>
+            <w:tcW w:type="dxa" w:w="1728"/>
           </w:tcPr>
           <w:p>
             <w:r/>
@@ -321,7 +278,7 @@
         </w:tc>
         <w:tc>
           <w:tcPr>
-            <w:tcW w:type="dxa" w:w="1440"/>
+            <w:tcW w:type="dxa" w:w="1728"/>
           </w:tcPr>
           <w:p>
             <w:r/>
@@ -329,15 +286,7 @@
         </w:tc>
         <w:tc>
           <w:tcPr>
-            <w:tcW w:type="dxa" w:w="1440"/>
-          </w:tcPr>
-          <w:p>
-            <w:r/>
-          </w:p>
-        </w:tc>
-        <w:tc>
-          <w:tcPr>
-            <w:tcW w:type="dxa" w:w="1440"/>
+            <w:tcW w:type="dxa" w:w="1728"/>
           </w:tcPr>
           <w:p>
             <w:r/>
@@ -347,7 +296,7 @@
       <w:tr>
         <w:tc>
           <w:tcPr>
-            <w:tcW w:type="dxa" w:w="1440"/>
+            <w:tcW w:type="dxa" w:w="1728"/>
           </w:tcPr>
           <w:p>
             <w:r/>
@@ -355,7 +304,7 @@
         </w:tc>
         <w:tc>
           <w:tcPr>
-            <w:tcW w:type="dxa" w:w="1440"/>
+            <w:tcW w:type="dxa" w:w="1728"/>
           </w:tcPr>
           <w:p>
             <w:r/>
@@ -363,7 +312,7 @@
         </w:tc>
         <w:tc>
           <w:tcPr>
-            <w:tcW w:type="dxa" w:w="1440"/>
+            <w:tcW w:type="dxa" w:w="1728"/>
           </w:tcPr>
           <w:p>
             <w:r/>
@@ -371,7 +320,7 @@
         </w:tc>
         <w:tc>
           <w:tcPr>
-            <w:tcW w:type="dxa" w:w="1440"/>
+            <w:tcW w:type="dxa" w:w="1728"/>
           </w:tcPr>
           <w:p>
             <w:r/>
@@ -379,15 +328,7 @@
         </w:tc>
         <w:tc>
           <w:tcPr>
-            <w:tcW w:type="dxa" w:w="1440"/>
-          </w:tcPr>
-          <w:p>
-            <w:r/>
-          </w:p>
-        </w:tc>
-        <w:tc>
-          <w:tcPr>
-            <w:tcW w:type="dxa" w:w="1440"/>
+            <w:tcW w:type="dxa" w:w="1728"/>
           </w:tcPr>
           <w:p>
             <w:r/>
@@ -397,7 +338,7 @@
       <w:tr>
         <w:tc>
           <w:tcPr>
-            <w:tcW w:type="dxa" w:w="1440"/>
+            <w:tcW w:type="dxa" w:w="1728"/>
           </w:tcPr>
           <w:p>
             <w:r/>
@@ -405,7 +346,7 @@
         </w:tc>
         <w:tc>
           <w:tcPr>
-            <w:tcW w:type="dxa" w:w="1440"/>
+            <w:tcW w:type="dxa" w:w="1728"/>
           </w:tcPr>
           <w:p>
             <w:r/>
@@ -413,7 +354,7 @@
         </w:tc>
         <w:tc>
           <w:tcPr>
-            <w:tcW w:type="dxa" w:w="1440"/>
+            <w:tcW w:type="dxa" w:w="1728"/>
           </w:tcPr>
           <w:p>
             <w:r/>
@@ -421,7 +362,7 @@
         </w:tc>
         <w:tc>
           <w:tcPr>
-            <w:tcW w:type="dxa" w:w="1440"/>
+            <w:tcW w:type="dxa" w:w="1728"/>
           </w:tcPr>
           <w:p>
             <w:r/>
@@ -429,15 +370,7 @@
         </w:tc>
         <w:tc>
           <w:tcPr>
-            <w:tcW w:type="dxa" w:w="1440"/>
-          </w:tcPr>
-          <w:p>
-            <w:r/>
-          </w:p>
-        </w:tc>
-        <w:tc>
-          <w:tcPr>
-            <w:tcW w:type="dxa" w:w="1440"/>
+            <w:tcW w:type="dxa" w:w="1728"/>
           </w:tcPr>
           <w:p>
             <w:r/>
@@ -447,7 +380,7 @@
       <w:tr>
         <w:tc>
           <w:tcPr>
-            <w:tcW w:type="dxa" w:w="1440"/>
+            <w:tcW w:type="dxa" w:w="1728"/>
           </w:tcPr>
           <w:p>
             <w:r/>
@@ -455,7 +388,7 @@
         </w:tc>
         <w:tc>
           <w:tcPr>
-            <w:tcW w:type="dxa" w:w="1440"/>
+            <w:tcW w:type="dxa" w:w="1728"/>
           </w:tcPr>
           <w:p>
             <w:r/>
@@ -463,7 +396,7 @@
         </w:tc>
         <w:tc>
           <w:tcPr>
-            <w:tcW w:type="dxa" w:w="1440"/>
+            <w:tcW w:type="dxa" w:w="1728"/>
           </w:tcPr>
           <w:p>
             <w:r/>
@@ -471,7 +404,7 @@
         </w:tc>
         <w:tc>
           <w:tcPr>
-            <w:tcW w:type="dxa" w:w="1440"/>
+            <w:tcW w:type="dxa" w:w="1728"/>
           </w:tcPr>
           <w:p>
             <w:r/>
@@ -479,115 +412,7 @@
         </w:tc>
         <w:tc>
           <w:tcPr>
-            <w:tcW w:type="dxa" w:w="1440"/>
-          </w:tcPr>
-          <w:p>
-            <w:r/>
-          </w:p>
-        </w:tc>
-        <w:tc>
-          <w:tcPr>
-            <w:tcW w:type="dxa" w:w="1440"/>
-          </w:tcPr>
-          <w:p>
-            <w:r/>
-          </w:p>
-        </w:tc>
-      </w:tr>
-      <w:tr>
-        <w:tc>
-          <w:tcPr>
-            <w:tcW w:type="dxa" w:w="1440"/>
-          </w:tcPr>
-          <w:p>
-            <w:r/>
-          </w:p>
-        </w:tc>
-        <w:tc>
-          <w:tcPr>
-            <w:tcW w:type="dxa" w:w="1440"/>
-          </w:tcPr>
-          <w:p>
-            <w:r/>
-          </w:p>
-        </w:tc>
-        <w:tc>
-          <w:tcPr>
-            <w:tcW w:type="dxa" w:w="1440"/>
-          </w:tcPr>
-          <w:p>
-            <w:r/>
-          </w:p>
-        </w:tc>
-        <w:tc>
-          <w:tcPr>
-            <w:tcW w:type="dxa" w:w="1440"/>
-          </w:tcPr>
-          <w:p>
-            <w:r/>
-          </w:p>
-        </w:tc>
-        <w:tc>
-          <w:tcPr>
-            <w:tcW w:type="dxa" w:w="1440"/>
-          </w:tcPr>
-          <w:p>
-            <w:r/>
-          </w:p>
-        </w:tc>
-        <w:tc>
-          <w:tcPr>
-            <w:tcW w:type="dxa" w:w="1440"/>
-          </w:tcPr>
-          <w:p>
-            <w:r/>
-          </w:p>
-        </w:tc>
-      </w:tr>
-      <w:tr>
-        <w:tc>
-          <w:tcPr>
-            <w:tcW w:type="dxa" w:w="1440"/>
-          </w:tcPr>
-          <w:p>
-            <w:r/>
-          </w:p>
-        </w:tc>
-        <w:tc>
-          <w:tcPr>
-            <w:tcW w:type="dxa" w:w="1440"/>
-          </w:tcPr>
-          <w:p>
-            <w:r/>
-          </w:p>
-        </w:tc>
-        <w:tc>
-          <w:tcPr>
-            <w:tcW w:type="dxa" w:w="1440"/>
-          </w:tcPr>
-          <w:p>
-            <w:r/>
-          </w:p>
-        </w:tc>
-        <w:tc>
-          <w:tcPr>
-            <w:tcW w:type="dxa" w:w="1440"/>
-          </w:tcPr>
-          <w:p>
-            <w:r/>
-          </w:p>
-        </w:tc>
-        <w:tc>
-          <w:tcPr>
-            <w:tcW w:type="dxa" w:w="1440"/>
-          </w:tcPr>
-          <w:p>
-            <w:r/>
-          </w:p>
-        </w:tc>
-        <w:tc>
-          <w:tcPr>
-            <w:tcW w:type="dxa" w:w="1440"/>
+            <w:tcW w:type="dxa" w:w="1728"/>
           </w:tcPr>
           <w:p>
             <w:r/>
